--- a/lci_gist.docx
+++ b/lci_gist.docx
@@ -10,7 +10,7 @@
         <w:t xml:space="preserve">GI Stromal Tumors of the Stomach</w:t>
       </w:r>
     </w:p>
-    <w:bookmarkStart w:id="20" w:name="gi-stromal-tumors"/>
+    <w:bookmarkStart w:id="9" w:name="gi-stromal-tumors"/>
     <w:p>
       <w:pPr>
         <w:pStyle w:val="Heading2"/>
@@ -67,8 +67,8 @@
         <w:t xml:space="preserve">Not conventional stomach cancer</w:t>
       </w:r>
     </w:p>
-    <w:bookmarkEnd w:id="20"/>
-    <w:bookmarkStart w:id="21" w:name="gist-vs-adenocarcinoma"/>
+    <w:bookmarkEnd w:id="9"/>
+    <w:bookmarkStart w:id="10" w:name="gist-vs-adenocarcinoma"/>
     <w:p>
       <w:pPr>
         <w:pStyle w:val="Heading2"/>
@@ -191,8 +191,8 @@
         <w:t xml:space="preserve">More aggressive</w:t>
       </w:r>
     </w:p>
-    <w:bookmarkEnd w:id="21"/>
-    <w:bookmarkStart w:id="22" w:name="gist-benign-or-malignant"/>
+    <w:bookmarkEnd w:id="10"/>
+    <w:bookmarkStart w:id="11" w:name="gist-benign-or-malignant"/>
     <w:p>
       <w:pPr>
         <w:pStyle w:val="Heading2"/>
@@ -233,8 +233,8 @@
         <w:t xml:space="preserve">Larger tumors tend to behave in a malignant (cancerous) manner</w:t>
       </w:r>
     </w:p>
-    <w:bookmarkEnd w:id="22"/>
-    <w:bookmarkStart w:id="23" w:name="gist-treatment"/>
+    <w:bookmarkEnd w:id="11"/>
+    <w:bookmarkStart w:id="12" w:name="gist-treatment"/>
     <w:p>
       <w:pPr>
         <w:pStyle w:val="Heading2"/>
@@ -291,8 +291,8 @@
         <w:t xml:space="preserve">Mitotic rate = how rapidly tumor is dividing</w:t>
       </w:r>
     </w:p>
-    <w:bookmarkEnd w:id="23"/>
-    <w:bookmarkStart w:id="24" w:name="imatinib-gleevec"/>
+    <w:bookmarkEnd w:id="12"/>
+    <w:bookmarkStart w:id="13" w:name="imatinib-gleevec"/>
     <w:p>
       <w:pPr>
         <w:pStyle w:val="Heading2"/>
@@ -393,8 +393,8 @@
         <w:t xml:space="preserve">surgery for large tumors</w:t>
       </w:r>
     </w:p>
-    <w:bookmarkEnd w:id="24"/>
-    <w:bookmarkStart w:id="25" w:name="stomach-cancer-surgery-goals"/>
+    <w:bookmarkEnd w:id="13"/>
+    <w:bookmarkStart w:id="14" w:name="stomach-cancer-surgery-goals"/>
     <w:p>
       <w:pPr>
         <w:pStyle w:val="Heading2"/>
@@ -471,8 +471,8 @@
         <w:t xml:space="preserve">Treatment options depend upon the cancer stage</w:t>
       </w:r>
     </w:p>
-    <w:bookmarkEnd w:id="25"/>
-    <w:bookmarkStart w:id="26" w:name="distal-cancers"/>
+    <w:bookmarkEnd w:id="14"/>
+    <w:bookmarkStart w:id="15" w:name="distal-cancers"/>
     <w:p>
       <w:pPr>
         <w:pStyle w:val="Heading2"/>
@@ -503,8 +503,8 @@
         <w:t xml:space="preserve">Distal cancers are those in the lower part of the stomach</w:t>
       </w:r>
     </w:p>
-    <w:bookmarkEnd w:id="26"/>
-    <w:bookmarkStart w:id="27" w:name="partial-gastrectomy"/>
+    <w:bookmarkEnd w:id="15"/>
+    <w:bookmarkStart w:id="16" w:name="partial-gastrectomy"/>
     <w:p>
       <w:pPr>
         <w:pStyle w:val="Heading2"/>
@@ -589,14 +589,434 @@
         <w:t xml:space="preserve">Locally-advanced cancers are those that have grown through the wall of the stomach</w:t>
       </w:r>
     </w:p>
+    <w:bookmarkEnd w:id="16"/>
+    <w:bookmarkStart w:id="17" w:name="partial-gastrectomy-1"/>
+    <w:p>
+      <w:pPr>
+        <w:pStyle w:val="Heading2"/>
+      </w:pPr>
+      <w:r>
+        <w:t xml:space="preserve">9 Partial Gastrectomy</w:t>
+      </w:r>
+    </w:p>
+    <w:p>
+      <w:pPr>
+        <w:pStyle w:val="FirstParagraph"/>
+      </w:pPr>
+      <w:r>
+        <w:t xml:space="preserve">Locally-advanced cancers are those that have grown through the wall of the stomach</w:t>
+      </w:r>
+    </w:p>
+    <w:bookmarkEnd w:id="17"/>
+    <w:bookmarkStart w:id="18" w:name="distal-gastrectomy"/>
+    <w:p>
+      <w:pPr>
+        <w:pStyle w:val="Heading2"/>
+      </w:pPr>
+      <w:r>
+        <w:t xml:space="preserve">10 Distal Gastrectomy</w:t>
+      </w:r>
+    </w:p>
+    <w:p>
+      <w:pPr>
+        <w:pStyle w:val="Compact"/>
+        <w:numPr>
+          <w:ilvl w:val="0"/>
+          <w:numId w:val="1011"/>
+        </w:numPr>
+      </w:pPr>
+      <w:r>
+        <w:t xml:space="preserve">Removes bottom half of the stomach</w:t>
+      </w:r>
+    </w:p>
+    <w:p>
+      <w:pPr>
+        <w:pStyle w:val="Compact"/>
+        <w:numPr>
+          <w:ilvl w:val="0"/>
+          <w:numId w:val="1011"/>
+        </w:numPr>
+      </w:pPr>
+      <w:r>
+        <w:t xml:space="preserve">Does lower lymph nodes</w:t>
+      </w:r>
+    </w:p>
+    <w:p>
+      <w:pPr>
+        <w:pStyle w:val="FirstParagraph"/>
+      </w:pPr>
+      <w:r>
+        <w:t xml:space="preserve">Locally-advanced cancers are those that have grown through the wall of the stomach</w:t>
+      </w:r>
+    </w:p>
+    <w:bookmarkEnd w:id="18"/>
+    <w:bookmarkStart w:id="19" w:name="distal-gastrectomy-1"/>
+    <w:p>
+      <w:pPr>
+        <w:pStyle w:val="Heading2"/>
+      </w:pPr>
+      <w:r>
+        <w:t xml:space="preserve">11 Distal Gastrectomy</w:t>
+      </w:r>
+    </w:p>
+    <w:p>
+      <w:pPr>
+        <w:pStyle w:val="FirstParagraph"/>
+      </w:pPr>
+      <w:r>
+        <w:t xml:space="preserve">Locally-advanced cancers are those that have grown through the wall of the stomach</w:t>
+      </w:r>
+    </w:p>
+    <w:bookmarkEnd w:id="19"/>
+    <w:bookmarkStart w:id="20" w:name="body-cancers"/>
+    <w:p>
+      <w:pPr>
+        <w:pStyle w:val="Heading2"/>
+      </w:pPr>
+      <w:r>
+        <w:t xml:space="preserve">12 Body Cancers</w:t>
+      </w:r>
+    </w:p>
+    <w:p>
+      <w:pPr>
+        <w:pStyle w:val="FirstParagraph"/>
+      </w:pPr>
+      <w:r>
+        <w:t xml:space="preserve">Some cancers are found in the body of the stomach</w:t>
+      </w:r>
+    </w:p>
+    <w:p>
+      <w:pPr>
+        <w:pStyle w:val="BodyText"/>
+      </w:pPr>
+      <w:r>
+        <w:br/>
+      </w:r>
+      <w:r>
+        <w:br/>
+      </w:r>
+      <w:r>
+        <w:t xml:space="preserve">Body is the mid-portion of the stomach</w:t>
+      </w:r>
+    </w:p>
+    <w:bookmarkEnd w:id="20"/>
+    <w:bookmarkStart w:id="21" w:name="subtotal-gastrectomy"/>
+    <w:p>
+      <w:pPr>
+        <w:pStyle w:val="Heading2"/>
+      </w:pPr>
+      <w:r>
+        <w:t xml:space="preserve">13 Subtotal Gastrectomy</w:t>
+      </w:r>
+    </w:p>
+    <w:p>
+      <w:pPr>
+        <w:pStyle w:val="Compact"/>
+        <w:numPr>
+          <w:ilvl w:val="0"/>
+          <w:numId w:val="1012"/>
+        </w:numPr>
+      </w:pPr>
+      <w:r>
+        <w:t xml:space="preserve">Removes bottom 2/3 of stomach</w:t>
+      </w:r>
+    </w:p>
+    <w:p>
+      <w:pPr>
+        <w:pStyle w:val="Compact"/>
+        <w:numPr>
+          <w:ilvl w:val="0"/>
+          <w:numId w:val="1012"/>
+        </w:numPr>
+      </w:pPr>
+      <w:r>
+        <w:t xml:space="preserve">Removes lymph nodes</w:t>
+      </w:r>
+    </w:p>
+    <w:p>
+      <w:pPr>
+        <w:pStyle w:val="Compact"/>
+        <w:numPr>
+          <w:ilvl w:val="0"/>
+          <w:numId w:val="1012"/>
+        </w:numPr>
+      </w:pPr>
+      <w:r>
+        <w:t xml:space="preserve">Reconstruction with small intestine</w:t>
+      </w:r>
+    </w:p>
+    <w:p>
+      <w:pPr>
+        <w:pStyle w:val="FirstParagraph"/>
+      </w:pPr>
+      <w:r>
+        <w:t xml:space="preserve">Locally-advanced cancers are those that have grown through the wall of the stomach</w:t>
+      </w:r>
+    </w:p>
+    <w:bookmarkEnd w:id="21"/>
+    <w:bookmarkStart w:id="22" w:name="subtotal-gastrectomy-1"/>
+    <w:p>
+      <w:pPr>
+        <w:pStyle w:val="Heading2"/>
+      </w:pPr>
+      <w:r>
+        <w:t xml:space="preserve">14 Subtotal Gastrectomy</w:t>
+      </w:r>
+    </w:p>
+    <w:p>
+      <w:pPr>
+        <w:pStyle w:val="FirstParagraph"/>
+      </w:pPr>
+      <w:r>
+        <w:t xml:space="preserve">Locally-advanced cancers are those that have grown through the wall of the stomach</w:t>
+      </w:r>
+    </w:p>
+    <w:bookmarkEnd w:id="22"/>
+    <w:bookmarkStart w:id="23" w:name="proximal-tumors"/>
+    <w:p>
+      <w:pPr>
+        <w:pStyle w:val="Heading2"/>
+      </w:pPr>
+      <w:r>
+        <w:t xml:space="preserve">15 Proximal Tumors</w:t>
+      </w:r>
+    </w:p>
+    <w:p>
+      <w:pPr>
+        <w:pStyle w:val="FirstParagraph"/>
+      </w:pPr>
+      <w:r>
+        <w:br/>
+      </w:r>
+    </w:p>
+    <w:p>
+      <w:pPr>
+        <w:pStyle w:val="Compact"/>
+        <w:numPr>
+          <w:ilvl w:val="0"/>
+          <w:numId w:val="1013"/>
+        </w:numPr>
+      </w:pPr>
+      <w:r>
+        <w:t xml:space="preserve">Located near the top of the stomach</w:t>
+      </w:r>
+    </w:p>
+    <w:p>
+      <w:pPr>
+        <w:pStyle w:val="Compact"/>
+        <w:numPr>
+          <w:ilvl w:val="0"/>
+          <w:numId w:val="1013"/>
+        </w:numPr>
+      </w:pPr>
+      <w:r>
+        <w:t xml:space="preserve">Challenging area for surgery</w:t>
+      </w:r>
+    </w:p>
+    <w:p>
+      <w:pPr>
+        <w:pStyle w:val="FirstParagraph"/>
+      </w:pPr>
+      <w:r>
+        <w:t xml:space="preserve">If the lymph nodes contain enough cancer cells, they can be seen on CT scans or PET scans</w:t>
+      </w:r>
+    </w:p>
+    <w:bookmarkEnd w:id="23"/>
+    <w:bookmarkStart w:id="24" w:name="total-gastrectomy"/>
+    <w:p>
+      <w:pPr>
+        <w:pStyle w:val="Heading2"/>
+      </w:pPr>
+      <w:r>
+        <w:t xml:space="preserve">16 Total Gastrectomy</w:t>
+      </w:r>
+    </w:p>
+    <w:p>
+      <w:pPr>
+        <w:pStyle w:val="Compact"/>
+        <w:numPr>
+          <w:ilvl w:val="0"/>
+          <w:numId w:val="1014"/>
+        </w:numPr>
+      </w:pPr>
+      <w:r>
+        <w:t xml:space="preserve">Removes all of the stomach</w:t>
+      </w:r>
+    </w:p>
+    <w:p>
+      <w:pPr>
+        <w:pStyle w:val="Compact"/>
+        <w:numPr>
+          <w:ilvl w:val="0"/>
+          <w:numId w:val="1014"/>
+        </w:numPr>
+      </w:pPr>
+      <w:r>
+        <w:t xml:space="preserve">Reconstruction with small intestine</w:t>
+      </w:r>
+    </w:p>
+    <w:p>
+      <w:pPr>
+        <w:pStyle w:val="Compact"/>
+        <w:numPr>
+          <w:ilvl w:val="0"/>
+          <w:numId w:val="1014"/>
+        </w:numPr>
+      </w:pPr>
+      <w:r>
+        <w:t xml:space="preserve">Needed for those with CDH1 mutations</w:t>
+      </w:r>
+    </w:p>
+    <w:p>
+      <w:pPr>
+        <w:pStyle w:val="FirstParagraph"/>
+      </w:pPr>
+      <w:r>
+        <w:t xml:space="preserve">If the lymph nodes contain enough cancer cells, they can be seen on CT scans or PET scans</w:t>
+      </w:r>
+    </w:p>
+    <w:bookmarkEnd w:id="24"/>
+    <w:bookmarkStart w:id="25" w:name="total-gastrectomy-1"/>
+    <w:p>
+      <w:pPr>
+        <w:pStyle w:val="Heading2"/>
+      </w:pPr>
+      <w:r>
+        <w:t xml:space="preserve">17 Total Gastrectomy</w:t>
+      </w:r>
+    </w:p>
+    <w:p>
+      <w:pPr>
+        <w:pStyle w:val="FirstParagraph"/>
+      </w:pPr>
+      <w:r>
+        <w:t xml:space="preserve">If the lymph nodes contain enough cancer cells, they can be seen on CT scans or PET scans</w:t>
+      </w:r>
+    </w:p>
+    <w:bookmarkEnd w:id="25"/>
+    <w:bookmarkStart w:id="26" w:name="esophagogastrectomy"/>
+    <w:p>
+      <w:pPr>
+        <w:pStyle w:val="Heading2"/>
+      </w:pPr>
+      <w:r>
+        <w:t xml:space="preserve">18 Esophagogastrectomy</w:t>
+      </w:r>
+    </w:p>
+    <w:p>
+      <w:pPr>
+        <w:pStyle w:val="Compact"/>
+        <w:numPr>
+          <w:ilvl w:val="0"/>
+          <w:numId w:val="1015"/>
+        </w:numPr>
+      </w:pPr>
+      <w:r>
+        <w:t xml:space="preserve">Removes top part of stomach</w:t>
+      </w:r>
+    </w:p>
+    <w:p>
+      <w:pPr>
+        <w:pStyle w:val="Compact"/>
+        <w:numPr>
+          <w:ilvl w:val="0"/>
+          <w:numId w:val="1015"/>
+        </w:numPr>
+      </w:pPr>
+      <w:r>
+        <w:t xml:space="preserve">Remove bottom half of esophagus</w:t>
+      </w:r>
+    </w:p>
+    <w:p>
+      <w:pPr>
+        <w:pStyle w:val="Compact"/>
+        <w:numPr>
+          <w:ilvl w:val="0"/>
+          <w:numId w:val="1015"/>
+        </w:numPr>
+      </w:pPr>
+      <w:r>
+        <w:t xml:space="preserve">Surgery in both abdomen and chest</w:t>
+      </w:r>
+    </w:p>
+    <w:p>
+      <w:pPr>
+        <w:pStyle w:val="FirstParagraph"/>
+      </w:pPr>
+      <w:r>
+        <w:t xml:space="preserve">If the lymph nodes contain enough cancer cells, they can be seen on CT scans or PET scans</w:t>
+      </w:r>
+    </w:p>
+    <w:bookmarkEnd w:id="26"/>
+    <w:bookmarkStart w:id="27" w:name="esophagogastrectomy-1"/>
+    <w:p>
+      <w:pPr>
+        <w:pStyle w:val="Heading2"/>
+      </w:pPr>
+      <w:r>
+        <w:t xml:space="preserve">19 Esophagogastrectomy</w:t>
+      </w:r>
+    </w:p>
+    <w:p>
+      <w:pPr>
+        <w:pStyle w:val="FirstParagraph"/>
+      </w:pPr>
+      <w:r>
+        <w:br/>
+      </w:r>
+    </w:p>
+    <w:p>
+      <w:pPr>
+        <w:pStyle w:val="Compact"/>
+        <w:numPr>
+          <w:ilvl w:val="0"/>
+          <w:numId w:val="1016"/>
+        </w:numPr>
+      </w:pPr>
+      <w:r>
+        <w:t xml:space="preserve">Removes top part of stomach</w:t>
+      </w:r>
+    </w:p>
+    <w:p>
+      <w:pPr>
+        <w:pStyle w:val="Compact"/>
+        <w:numPr>
+          <w:ilvl w:val="0"/>
+          <w:numId w:val="1016"/>
+        </w:numPr>
+      </w:pPr>
+      <w:r>
+        <w:t xml:space="preserve">Remove bottom half of esophagus</w:t>
+      </w:r>
+    </w:p>
+    <w:p>
+      <w:pPr>
+        <w:pStyle w:val="Compact"/>
+        <w:numPr>
+          <w:ilvl w:val="0"/>
+          <w:numId w:val="1016"/>
+        </w:numPr>
+      </w:pPr>
+      <w:r>
+        <w:t xml:space="preserve">Surgery in both abdomen and chest</w:t>
+      </w:r>
+    </w:p>
+    <w:p>
+      <w:pPr>
+        <w:pStyle w:val="FirstParagraph"/>
+      </w:pPr>
+      <w:r>
+        <w:t xml:space="preserve">If the lymph nodes contain enough cancer cells, they can be seen on CT scans or PET scans</w:t>
+      </w:r>
+    </w:p>
     <w:bookmarkEnd w:id="27"/>
-    <w:bookmarkStart w:id="28" w:name="partial-gastrectomy-1"/>
+    <w:bookmarkStart w:id="28" w:name="esophagogastrectomy-2"/>
     <w:p>
       <w:pPr>
         <w:pStyle w:val="Heading2"/>
       </w:pPr>
       <w:r>
-        <w:t xml:space="preserve">9 Partial Gastrectomy</w:t>
+        <w:t xml:space="preserve">20 Esophagogastrectomy</w:t>
       </w:r>
     </w:p>
     <w:p>
@@ -604,41 +1024,61 @@
         <w:pStyle w:val="FirstParagraph"/>
       </w:pPr>
       <w:r>
-        <w:t xml:space="preserve">Locally-advanced cancers are those that have grown through the wall of the stomach</w:t>
+        <w:br/>
+      </w:r>
+    </w:p>
+    <w:p>
+      <w:pPr>
+        <w:pStyle w:val="Compact"/>
+        <w:numPr>
+          <w:ilvl w:val="0"/>
+          <w:numId w:val="1017"/>
+        </w:numPr>
+      </w:pPr>
+      <w:r>
+        <w:t xml:space="preserve">Removes top part of stomach</w:t>
+      </w:r>
+    </w:p>
+    <w:p>
+      <w:pPr>
+        <w:pStyle w:val="Compact"/>
+        <w:numPr>
+          <w:ilvl w:val="0"/>
+          <w:numId w:val="1017"/>
+        </w:numPr>
+      </w:pPr>
+      <w:r>
+        <w:t xml:space="preserve">Remove bottom half of esophagus</w:t>
+      </w:r>
+    </w:p>
+    <w:p>
+      <w:pPr>
+        <w:pStyle w:val="Compact"/>
+        <w:numPr>
+          <w:ilvl w:val="0"/>
+          <w:numId w:val="1017"/>
+        </w:numPr>
+      </w:pPr>
+      <w:r>
+        <w:t xml:space="preserve">Surgery in both abdomen and chest</w:t>
+      </w:r>
+    </w:p>
+    <w:p>
+      <w:pPr>
+        <w:pStyle w:val="FirstParagraph"/>
+      </w:pPr>
+      <w:r>
+        <w:t xml:space="preserve">If the lymph nodes contain enough cancer cells, they can be seen on CT scans or PET scans</w:t>
       </w:r>
     </w:p>
     <w:bookmarkEnd w:id="28"/>
-    <w:bookmarkStart w:id="29" w:name="distal-gastrectomy"/>
+    <w:bookmarkStart w:id="29" w:name="dual-tract-gastrectomy"/>
     <w:p>
       <w:pPr>
         <w:pStyle w:val="Heading2"/>
       </w:pPr>
       <w:r>
-        <w:t xml:space="preserve">10 Distal Gastrectomy</w:t>
-      </w:r>
-    </w:p>
-    <w:p>
-      <w:pPr>
-        <w:pStyle w:val="Compact"/>
-        <w:numPr>
-          <w:ilvl w:val="0"/>
-          <w:numId w:val="1011"/>
-        </w:numPr>
-      </w:pPr>
-      <w:r>
-        <w:t xml:space="preserve">Removes bottom half of the stomach</w:t>
-      </w:r>
-    </w:p>
-    <w:p>
-      <w:pPr>
-        <w:pStyle w:val="Compact"/>
-        <w:numPr>
-          <w:ilvl w:val="0"/>
-          <w:numId w:val="1011"/>
-        </w:numPr>
-      </w:pPr>
-      <w:r>
-        <w:t xml:space="preserve">Does lower lymph nodes</w:t>
+        <w:t xml:space="preserve">21 Dual Tract Gastrectomy</w:t>
       </w:r>
     </w:p>
     <w:p>
@@ -646,17 +1086,40 @@
         <w:pStyle w:val="FirstParagraph"/>
       </w:pPr>
       <w:r>
-        <w:t xml:space="preserve">Locally-advanced cancers are those that have grown through the wall of the stomach</w:t>
+        <w:br/>
+      </w:r>
+      <w:r>
+        <w:t xml:space="preserve">Alternative surgical approach for small tumors near the top of the stomach</w:t>
+      </w:r>
+    </w:p>
+    <w:p>
+      <w:pPr>
+        <w:pStyle w:val="Compact"/>
+        <w:numPr>
+          <w:ilvl w:val="0"/>
+          <w:numId w:val="1018"/>
+        </w:numPr>
+      </w:pPr>
+      <w:r>
+        <w:t xml:space="preserve">Preserves the bottom of the stomach as a reservoir</w:t>
+      </w:r>
+    </w:p>
+    <w:p>
+      <w:pPr>
+        <w:pStyle w:val="FirstParagraph"/>
+      </w:pPr>
+      <w:r>
+        <w:t xml:space="preserve">If the lymph nodes contain enough cancer cells, they can be seen on CT scans or PET scans</w:t>
       </w:r>
     </w:p>
     <w:bookmarkEnd w:id="29"/>
-    <w:bookmarkStart w:id="30" w:name="distal-gastrectomy-1"/>
+    <w:bookmarkStart w:id="30" w:name="dual-tract-gastrectomy-1"/>
     <w:p>
       <w:pPr>
         <w:pStyle w:val="Heading2"/>
       </w:pPr>
       <w:r>
-        <w:t xml:space="preserve">11 Distal Gastrectomy</w:t>
+        <w:t xml:space="preserve">22 Dual Tract Gastrectomy</w:t>
       </w:r>
     </w:p>
     <w:p>
@@ -664,17 +1127,53 @@
         <w:pStyle w:val="FirstParagraph"/>
       </w:pPr>
       <w:r>
-        <w:t xml:space="preserve">Locally-advanced cancers are those that have grown through the wall of the stomach</w:t>
+        <w:t xml:space="preserve">If the lymph nodes contain enough cancer cells, they can be seen on CT scans or PET scans</w:t>
       </w:r>
     </w:p>
     <w:bookmarkEnd w:id="30"/>
-    <w:bookmarkStart w:id="31" w:name="body-cancers"/>
+    <w:bookmarkStart w:id="31" w:name="laparoscopy"/>
     <w:p>
       <w:pPr>
         <w:pStyle w:val="Heading2"/>
       </w:pPr>
       <w:r>
-        <w:t xml:space="preserve">12 Body Cancers</w:t>
+        <w:t xml:space="preserve">23 Laparoscopy</w:t>
+      </w:r>
+    </w:p>
+    <w:p>
+      <w:pPr>
+        <w:pStyle w:val="Compact"/>
+        <w:numPr>
+          <w:ilvl w:val="0"/>
+          <w:numId w:val="1019"/>
+        </w:numPr>
+      </w:pPr>
+      <w:r>
+        <w:t xml:space="preserve">Some stomach cancers can spread inside the abdomen</w:t>
+      </w:r>
+    </w:p>
+    <w:p>
+      <w:pPr>
+        <w:pStyle w:val="Compact"/>
+        <w:numPr>
+          <w:ilvl w:val="0"/>
+          <w:numId w:val="1019"/>
+        </w:numPr>
+      </w:pPr>
+      <w:r>
+        <w:t xml:space="preserve">Areas of spread can be very small (grain of rice)</w:t>
+      </w:r>
+    </w:p>
+    <w:p>
+      <w:pPr>
+        <w:pStyle w:val="Compact"/>
+        <w:numPr>
+          <w:ilvl w:val="0"/>
+          <w:numId w:val="1019"/>
+        </w:numPr>
+      </w:pPr>
+      <w:r>
+        <w:t xml:space="preserve">Laparoscopy can detect spread inside the abdomen</w:t>
       </w:r>
     </w:p>
     <w:p>
@@ -682,7 +1181,141 @@
         <w:pStyle w:val="FirstParagraph"/>
       </w:pPr>
       <w:r>
-        <w:t xml:space="preserve">Some cancers are found in the body of the stomach</w:t>
+        <w:t xml:space="preserve">Not all patients with gastric cancer need a laparoscopy.</w:t>
+      </w:r>
+    </w:p>
+    <w:bookmarkEnd w:id="31"/>
+    <w:bookmarkStart w:id="32" w:name="laparoscopy-1"/>
+    <w:p>
+      <w:pPr>
+        <w:pStyle w:val="Heading2"/>
+      </w:pPr>
+      <w:r>
+        <w:t xml:space="preserve">24 Laparoscopy</w:t>
+      </w:r>
+    </w:p>
+    <w:p>
+      <w:pPr>
+        <w:pStyle w:val="Compact"/>
+        <w:numPr>
+          <w:ilvl w:val="0"/>
+          <w:numId w:val="1020"/>
+        </w:numPr>
+      </w:pPr>
+      <w:r>
+        <w:t xml:space="preserve">General anesthetic</w:t>
+      </w:r>
+    </w:p>
+    <w:p>
+      <w:pPr>
+        <w:pStyle w:val="Compact"/>
+        <w:numPr>
+          <w:ilvl w:val="0"/>
+          <w:numId w:val="1020"/>
+        </w:numPr>
+      </w:pPr>
+      <w:r>
+        <w:t xml:space="preserve">Several 1/4” incisions</w:t>
+      </w:r>
+    </w:p>
+    <w:p>
+      <w:pPr>
+        <w:pStyle w:val="Compact"/>
+        <w:numPr>
+          <w:ilvl w:val="0"/>
+          <w:numId w:val="1020"/>
+        </w:numPr>
+      </w:pPr>
+      <w:r>
+        <w:t xml:space="preserve">Telescope examines the abdomen</w:t>
+      </w:r>
+    </w:p>
+    <w:p>
+      <w:pPr>
+        <w:pStyle w:val="Compact"/>
+        <w:numPr>
+          <w:ilvl w:val="0"/>
+          <w:numId w:val="1020"/>
+        </w:numPr>
+      </w:pPr>
+      <w:r>
+        <w:t xml:space="preserve">Biopsies can be performed.</w:t>
+      </w:r>
+    </w:p>
+    <w:bookmarkEnd w:id="32"/>
+    <w:bookmarkStart w:id="33" w:name="risks-of-surgery"/>
+    <w:p>
+      <w:pPr>
+        <w:pStyle w:val="Heading2"/>
+      </w:pPr>
+      <w:r>
+        <w:t xml:space="preserve">25 Risks of Surgery</w:t>
+      </w:r>
+    </w:p>
+    <w:p>
+      <w:pPr>
+        <w:pStyle w:val="Compact"/>
+        <w:numPr>
+          <w:ilvl w:val="0"/>
+          <w:numId w:val="1021"/>
+        </w:numPr>
+      </w:pPr>
+      <w:r>
+        <w:t xml:space="preserve">Leak where bowel is joined together (anastomosis)</w:t>
+      </w:r>
+    </w:p>
+    <w:p>
+      <w:pPr>
+        <w:pStyle w:val="Compact"/>
+        <w:numPr>
+          <w:ilvl w:val="0"/>
+          <w:numId w:val="1021"/>
+        </w:numPr>
+      </w:pPr>
+      <w:r>
+        <w:t xml:space="preserve">Bleeding requiring reoperation</w:t>
+      </w:r>
+    </w:p>
+    <w:p>
+      <w:pPr>
+        <w:pStyle w:val="Compact"/>
+        <w:numPr>
+          <w:ilvl w:val="0"/>
+          <w:numId w:val="1021"/>
+        </w:numPr>
+      </w:pPr>
+      <w:r>
+        <w:t xml:space="preserve">Delayed stomach function</w:t>
+      </w:r>
+    </w:p>
+    <w:p>
+      <w:pPr>
+        <w:pStyle w:val="Compact"/>
+        <w:numPr>
+          <w:ilvl w:val="0"/>
+          <w:numId w:val="1021"/>
+        </w:numPr>
+      </w:pPr>
+      <w:r>
+        <w:t xml:space="preserve">Infection in the abdomen</w:t>
+      </w:r>
+    </w:p>
+    <w:bookmarkEnd w:id="33"/>
+    <w:bookmarkStart w:id="34" w:name="primary-care-practitioner-pcp"/>
+    <w:p>
+      <w:pPr>
+        <w:pStyle w:val="Heading2"/>
+      </w:pPr>
+      <w:r>
+        <w:t xml:space="preserve">26 Primary Care Practitioner (PCP)</w:t>
+      </w:r>
+    </w:p>
+    <w:p>
+      <w:pPr>
+        <w:pStyle w:val="FirstParagraph"/>
+      </w:pPr>
+      <w:r>
+        <w:t xml:space="preserve">Critical to coordinate care between specialists.</w:t>
       </w:r>
     </w:p>
     <w:p>
@@ -690,698 +1323,65 @@
         <w:pStyle w:val="BodyText"/>
       </w:pPr>
       <w:r>
-        <w:br/>
-      </w:r>
-      <w:r>
-        <w:br/>
-      </w:r>
-      <w:r>
-        <w:t xml:space="preserve">Body is the mid-portion of the stomach</w:t>
-      </w:r>
-    </w:p>
-    <w:bookmarkEnd w:id="31"/>
-    <w:bookmarkStart w:id="32" w:name="subtotal-gastrectomy"/>
+        <w:t xml:space="preserve">We will update your PCP after each visit</w:t>
+      </w:r>
+    </w:p>
+    <w:p>
+      <w:pPr>
+        <w:pStyle w:val="BodyText"/>
+      </w:pPr>
+      <w:r>
+        <w:t xml:space="preserve">PCP Referral Line (844) 235-6998</w:t>
+      </w:r>
+    </w:p>
+    <w:bookmarkEnd w:id="34"/>
+    <w:bookmarkStart w:id="35" w:name="my-atrium-patient-portal"/>
     <w:p>
       <w:pPr>
         <w:pStyle w:val="Heading2"/>
       </w:pPr>
       <w:r>
-        <w:t xml:space="preserve">13 Subtotal Gastrectomy</w:t>
-      </w:r>
-    </w:p>
-    <w:p>
-      <w:pPr>
-        <w:pStyle w:val="Compact"/>
-        <w:numPr>
-          <w:ilvl w:val="0"/>
-          <w:numId w:val="1012"/>
-        </w:numPr>
-      </w:pPr>
-      <w:r>
-        <w:t xml:space="preserve">Removes bottom 2/3 of stomach</w:t>
-      </w:r>
-    </w:p>
-    <w:p>
-      <w:pPr>
-        <w:pStyle w:val="Compact"/>
-        <w:numPr>
-          <w:ilvl w:val="0"/>
-          <w:numId w:val="1012"/>
-        </w:numPr>
-      </w:pPr>
-      <w:r>
-        <w:t xml:space="preserve">Removes lymph nodes</w:t>
-      </w:r>
-    </w:p>
-    <w:p>
-      <w:pPr>
-        <w:pStyle w:val="Compact"/>
-        <w:numPr>
-          <w:ilvl w:val="0"/>
-          <w:numId w:val="1012"/>
-        </w:numPr>
-      </w:pPr>
-      <w:r>
-        <w:t xml:space="preserve">Reconstruction with small intestine</w:t>
-      </w:r>
-    </w:p>
-    <w:p>
-      <w:pPr>
-        <w:pStyle w:val="FirstParagraph"/>
-      </w:pPr>
-      <w:r>
-        <w:t xml:space="preserve">Locally-advanced cancers are those that have grown through the wall of the stomach</w:t>
-      </w:r>
-    </w:p>
-    <w:bookmarkEnd w:id="32"/>
-    <w:bookmarkStart w:id="33" w:name="subtotal-gastrectomy-1"/>
-    <w:p>
-      <w:pPr>
-        <w:pStyle w:val="Heading2"/>
-      </w:pPr>
-      <w:r>
-        <w:t xml:space="preserve">14 Subtotal Gastrectomy</w:t>
-      </w:r>
-    </w:p>
-    <w:p>
-      <w:pPr>
-        <w:pStyle w:val="FirstParagraph"/>
-      </w:pPr>
-      <w:r>
-        <w:t xml:space="preserve">Locally-advanced cancers are those that have grown through the wall of the stomach</w:t>
-      </w:r>
-    </w:p>
-    <w:bookmarkEnd w:id="33"/>
-    <w:bookmarkStart w:id="34" w:name="proximal-tumors"/>
-    <w:p>
-      <w:pPr>
-        <w:pStyle w:val="Heading2"/>
-      </w:pPr>
-      <w:r>
-        <w:t xml:space="preserve">15 Proximal Tumors</w:t>
-      </w:r>
-    </w:p>
-    <w:p>
-      <w:pPr>
-        <w:pStyle w:val="FirstParagraph"/>
-      </w:pPr>
-      <w:r>
-        <w:br/>
-      </w:r>
-    </w:p>
-    <w:p>
-      <w:pPr>
-        <w:pStyle w:val="Compact"/>
-        <w:numPr>
-          <w:ilvl w:val="0"/>
-          <w:numId w:val="1013"/>
-        </w:numPr>
-      </w:pPr>
-      <w:r>
-        <w:t xml:space="preserve">Located near the top of the stomach</w:t>
-      </w:r>
-    </w:p>
-    <w:p>
-      <w:pPr>
-        <w:pStyle w:val="Compact"/>
-        <w:numPr>
-          <w:ilvl w:val="0"/>
-          <w:numId w:val="1013"/>
-        </w:numPr>
-      </w:pPr>
-      <w:r>
-        <w:t xml:space="preserve">Challenging area for surgery</w:t>
-      </w:r>
-    </w:p>
-    <w:p>
-      <w:pPr>
-        <w:pStyle w:val="FirstParagraph"/>
-      </w:pPr>
-      <w:r>
-        <w:t xml:space="preserve">If the lymph nodes contain enough cancer cells, they can be seen on CT scans or PET scans</w:t>
-      </w:r>
-    </w:p>
-    <w:bookmarkEnd w:id="34"/>
-    <w:bookmarkStart w:id="35" w:name="total-gastrectomy"/>
-    <w:p>
-      <w:pPr>
-        <w:pStyle w:val="Heading2"/>
-      </w:pPr>
-      <w:r>
-        <w:t xml:space="preserve">16 Total Gastrectomy</w:t>
-      </w:r>
-    </w:p>
-    <w:p>
-      <w:pPr>
-        <w:pStyle w:val="Compact"/>
-        <w:numPr>
-          <w:ilvl w:val="0"/>
-          <w:numId w:val="1014"/>
-        </w:numPr>
-      </w:pPr>
-      <w:r>
-        <w:t xml:space="preserve">Removes all of the stomach</w:t>
-      </w:r>
-    </w:p>
-    <w:p>
-      <w:pPr>
-        <w:pStyle w:val="Compact"/>
-        <w:numPr>
-          <w:ilvl w:val="0"/>
-          <w:numId w:val="1014"/>
-        </w:numPr>
-      </w:pPr>
-      <w:r>
-        <w:t xml:space="preserve">Reconstruction with small intestine</w:t>
-      </w:r>
-    </w:p>
-    <w:p>
-      <w:pPr>
-        <w:pStyle w:val="Compact"/>
-        <w:numPr>
-          <w:ilvl w:val="0"/>
-          <w:numId w:val="1014"/>
-        </w:numPr>
-      </w:pPr>
-      <w:r>
-        <w:t xml:space="preserve">Needed for those with CDH1 mutations</w:t>
-      </w:r>
-    </w:p>
-    <w:p>
-      <w:pPr>
-        <w:pStyle w:val="FirstParagraph"/>
-      </w:pPr>
-      <w:r>
-        <w:t xml:space="preserve">If the lymph nodes contain enough cancer cells, they can be seen on CT scans or PET scans</w:t>
+        <w:t xml:space="preserve">27 My Atrium Patient Portal</w:t>
+      </w:r>
+    </w:p>
+    <w:p>
+      <w:pPr>
+        <w:pStyle w:val="Compact"/>
+        <w:numPr>
+          <w:ilvl w:val="0"/>
+          <w:numId w:val="1022"/>
+        </w:numPr>
+      </w:pPr>
+      <w:r>
+        <w:t xml:space="preserve">Critical to good communication with your care team</w:t>
+      </w:r>
+    </w:p>
+    <w:p>
+      <w:pPr>
+        <w:pStyle w:val="Compact"/>
+        <w:numPr>
+          <w:ilvl w:val="0"/>
+          <w:numId w:val="1022"/>
+        </w:numPr>
+      </w:pPr>
+      <w:r>
+        <w:t xml:space="preserve">Available for desktop or laptop or phone</w:t>
+      </w:r>
+    </w:p>
+    <w:p>
+      <w:pPr>
+        <w:pStyle w:val="Compact"/>
+        <w:numPr>
+          <w:ilvl w:val="0"/>
+          <w:numId w:val="1022"/>
+        </w:numPr>
+      </w:pPr>
+      <w:r>
+        <w:t xml:space="preserve">Sign up at my.atriumhealth.org</w:t>
       </w:r>
     </w:p>
     <w:bookmarkEnd w:id="35"/>
-    <w:bookmarkStart w:id="36" w:name="total-gastrectomy-1"/>
-    <w:p>
-      <w:pPr>
-        <w:pStyle w:val="Heading2"/>
-      </w:pPr>
-      <w:r>
-        <w:t xml:space="preserve">17 Total Gastrectomy</w:t>
-      </w:r>
-    </w:p>
-    <w:p>
-      <w:pPr>
-        <w:pStyle w:val="FirstParagraph"/>
-      </w:pPr>
-      <w:r>
-        <w:t xml:space="preserve">If the lymph nodes contain enough cancer cells, they can be seen on CT scans or PET scans</w:t>
-      </w:r>
-    </w:p>
-    <w:bookmarkEnd w:id="36"/>
-    <w:bookmarkStart w:id="37" w:name="esophagogastrectomy"/>
-    <w:p>
-      <w:pPr>
-        <w:pStyle w:val="Heading2"/>
-      </w:pPr>
-      <w:r>
-        <w:t xml:space="preserve">18 Esophagogastrectomy</w:t>
-      </w:r>
-    </w:p>
-    <w:p>
-      <w:pPr>
-        <w:pStyle w:val="Compact"/>
-        <w:numPr>
-          <w:ilvl w:val="0"/>
-          <w:numId w:val="1015"/>
-        </w:numPr>
-      </w:pPr>
-      <w:r>
-        <w:t xml:space="preserve">Removes top part of stomach</w:t>
-      </w:r>
-    </w:p>
-    <w:p>
-      <w:pPr>
-        <w:pStyle w:val="Compact"/>
-        <w:numPr>
-          <w:ilvl w:val="0"/>
-          <w:numId w:val="1015"/>
-        </w:numPr>
-      </w:pPr>
-      <w:r>
-        <w:t xml:space="preserve">Remove bottom half of esophagus</w:t>
-      </w:r>
-    </w:p>
-    <w:p>
-      <w:pPr>
-        <w:pStyle w:val="Compact"/>
-        <w:numPr>
-          <w:ilvl w:val="0"/>
-          <w:numId w:val="1015"/>
-        </w:numPr>
-      </w:pPr>
-      <w:r>
-        <w:t xml:space="preserve">Surgery in both abdomen and chest</w:t>
-      </w:r>
-    </w:p>
-    <w:p>
-      <w:pPr>
-        <w:pStyle w:val="FirstParagraph"/>
-      </w:pPr>
-      <w:r>
-        <w:t xml:space="preserve">If the lymph nodes contain enough cancer cells, they can be seen on CT scans or PET scans</w:t>
-      </w:r>
-    </w:p>
-    <w:bookmarkEnd w:id="37"/>
-    <w:bookmarkStart w:id="38" w:name="esophagogastrectomy-1"/>
-    <w:p>
-      <w:pPr>
-        <w:pStyle w:val="Heading2"/>
-      </w:pPr>
-      <w:r>
-        <w:t xml:space="preserve">19 Esophagogastrectomy</w:t>
-      </w:r>
-    </w:p>
-    <w:p>
-      <w:pPr>
-        <w:pStyle w:val="FirstParagraph"/>
-      </w:pPr>
-      <w:r>
-        <w:br/>
-      </w:r>
-    </w:p>
-    <w:p>
-      <w:pPr>
-        <w:pStyle w:val="Compact"/>
-        <w:numPr>
-          <w:ilvl w:val="0"/>
-          <w:numId w:val="1016"/>
-        </w:numPr>
-      </w:pPr>
-      <w:r>
-        <w:t xml:space="preserve">Removes top part of stomach</w:t>
-      </w:r>
-    </w:p>
-    <w:p>
-      <w:pPr>
-        <w:pStyle w:val="Compact"/>
-        <w:numPr>
-          <w:ilvl w:val="0"/>
-          <w:numId w:val="1016"/>
-        </w:numPr>
-      </w:pPr>
-      <w:r>
-        <w:t xml:space="preserve">Remove bottom half of esophagus</w:t>
-      </w:r>
-    </w:p>
-    <w:p>
-      <w:pPr>
-        <w:pStyle w:val="Compact"/>
-        <w:numPr>
-          <w:ilvl w:val="0"/>
-          <w:numId w:val="1016"/>
-        </w:numPr>
-      </w:pPr>
-      <w:r>
-        <w:t xml:space="preserve">Surgery in both abdomen and chest</w:t>
-      </w:r>
-    </w:p>
-    <w:p>
-      <w:pPr>
-        <w:pStyle w:val="FirstParagraph"/>
-      </w:pPr>
-      <w:r>
-        <w:t xml:space="preserve">If the lymph nodes contain enough cancer cells, they can be seen on CT scans or PET scans</w:t>
-      </w:r>
-    </w:p>
-    <w:bookmarkEnd w:id="38"/>
-    <w:bookmarkStart w:id="39" w:name="esophagogastrectomy-2"/>
-    <w:p>
-      <w:pPr>
-        <w:pStyle w:val="Heading2"/>
-      </w:pPr>
-      <w:r>
-        <w:t xml:space="preserve">20 Esophagogastrectomy</w:t>
-      </w:r>
-    </w:p>
-    <w:p>
-      <w:pPr>
-        <w:pStyle w:val="FirstParagraph"/>
-      </w:pPr>
-      <w:r>
-        <w:br/>
-      </w:r>
-    </w:p>
-    <w:p>
-      <w:pPr>
-        <w:pStyle w:val="Compact"/>
-        <w:numPr>
-          <w:ilvl w:val="0"/>
-          <w:numId w:val="1017"/>
-        </w:numPr>
-      </w:pPr>
-      <w:r>
-        <w:t xml:space="preserve">Removes top part of stomach</w:t>
-      </w:r>
-    </w:p>
-    <w:p>
-      <w:pPr>
-        <w:pStyle w:val="Compact"/>
-        <w:numPr>
-          <w:ilvl w:val="0"/>
-          <w:numId w:val="1017"/>
-        </w:numPr>
-      </w:pPr>
-      <w:r>
-        <w:t xml:space="preserve">Remove bottom half of esophagus</w:t>
-      </w:r>
-    </w:p>
-    <w:p>
-      <w:pPr>
-        <w:pStyle w:val="Compact"/>
-        <w:numPr>
-          <w:ilvl w:val="0"/>
-          <w:numId w:val="1017"/>
-        </w:numPr>
-      </w:pPr>
-      <w:r>
-        <w:t xml:space="preserve">Surgery in both abdomen and chest</w:t>
-      </w:r>
-    </w:p>
-    <w:p>
-      <w:pPr>
-        <w:pStyle w:val="FirstParagraph"/>
-      </w:pPr>
-      <w:r>
-        <w:t xml:space="preserve">If the lymph nodes contain enough cancer cells, they can be seen on CT scans or PET scans</w:t>
-      </w:r>
-    </w:p>
-    <w:bookmarkEnd w:id="39"/>
-    <w:bookmarkStart w:id="40" w:name="dual-tract-gastrectomy"/>
-    <w:p>
-      <w:pPr>
-        <w:pStyle w:val="Heading2"/>
-      </w:pPr>
-      <w:r>
-        <w:t xml:space="preserve">21 Dual Tract Gastrectomy</w:t>
-      </w:r>
-    </w:p>
-    <w:p>
-      <w:pPr>
-        <w:pStyle w:val="FirstParagraph"/>
-      </w:pPr>
-      <w:r>
-        <w:br/>
-      </w:r>
-      <w:r>
-        <w:t xml:space="preserve">Alternative surgical approach for small tumors near the top of the stomach</w:t>
-      </w:r>
-    </w:p>
-    <w:p>
-      <w:pPr>
-        <w:pStyle w:val="Compact"/>
-        <w:numPr>
-          <w:ilvl w:val="0"/>
-          <w:numId w:val="1018"/>
-        </w:numPr>
-      </w:pPr>
-      <w:r>
-        <w:t xml:space="preserve">Preserves the bottom of the stomach as a reservoir</w:t>
-      </w:r>
-    </w:p>
-    <w:p>
-      <w:pPr>
-        <w:pStyle w:val="FirstParagraph"/>
-      </w:pPr>
-      <w:r>
-        <w:t xml:space="preserve">If the lymph nodes contain enough cancer cells, they can be seen on CT scans or PET scans</w:t>
-      </w:r>
-    </w:p>
-    <w:bookmarkEnd w:id="40"/>
-    <w:bookmarkStart w:id="41" w:name="dual-tract-gastrectomy-1"/>
-    <w:p>
-      <w:pPr>
-        <w:pStyle w:val="Heading2"/>
-      </w:pPr>
-      <w:r>
-        <w:t xml:space="preserve">22 Dual Tract Gastrectomy</w:t>
-      </w:r>
-    </w:p>
-    <w:p>
-      <w:pPr>
-        <w:pStyle w:val="FirstParagraph"/>
-      </w:pPr>
-      <w:r>
-        <w:t xml:space="preserve">If the lymph nodes contain enough cancer cells, they can be seen on CT scans or PET scans</w:t>
-      </w:r>
-    </w:p>
-    <w:bookmarkEnd w:id="41"/>
-    <w:bookmarkStart w:id="42" w:name="laparoscopy"/>
-    <w:p>
-      <w:pPr>
-        <w:pStyle w:val="Heading2"/>
-      </w:pPr>
-      <w:r>
-        <w:t xml:space="preserve">23 Laparoscopy</w:t>
-      </w:r>
-    </w:p>
-    <w:p>
-      <w:pPr>
-        <w:pStyle w:val="Compact"/>
-        <w:numPr>
-          <w:ilvl w:val="0"/>
-          <w:numId w:val="1019"/>
-        </w:numPr>
-      </w:pPr>
-      <w:r>
-        <w:t xml:space="preserve">Some stomach cancers can spread inside the abdomen</w:t>
-      </w:r>
-    </w:p>
-    <w:p>
-      <w:pPr>
-        <w:pStyle w:val="Compact"/>
-        <w:numPr>
-          <w:ilvl w:val="0"/>
-          <w:numId w:val="1019"/>
-        </w:numPr>
-      </w:pPr>
-      <w:r>
-        <w:t xml:space="preserve">Areas of spread can be very small (grain of rice)</w:t>
-      </w:r>
-    </w:p>
-    <w:p>
-      <w:pPr>
-        <w:pStyle w:val="Compact"/>
-        <w:numPr>
-          <w:ilvl w:val="0"/>
-          <w:numId w:val="1019"/>
-        </w:numPr>
-      </w:pPr>
-      <w:r>
-        <w:t xml:space="preserve">Laparoscopy can detect spread inside the abdomen</w:t>
-      </w:r>
-    </w:p>
-    <w:p>
-      <w:pPr>
-        <w:pStyle w:val="FirstParagraph"/>
-      </w:pPr>
-      <w:r>
-        <w:t xml:space="preserve">Not all patients with gastric cancer need a laparoscopy.</w:t>
-      </w:r>
-    </w:p>
-    <w:bookmarkEnd w:id="42"/>
-    <w:bookmarkStart w:id="43" w:name="laparoscopy-1"/>
-    <w:p>
-      <w:pPr>
-        <w:pStyle w:val="Heading2"/>
-      </w:pPr>
-      <w:r>
-        <w:t xml:space="preserve">24 Laparoscopy</w:t>
-      </w:r>
-    </w:p>
-    <w:p>
-      <w:pPr>
-        <w:pStyle w:val="Compact"/>
-        <w:numPr>
-          <w:ilvl w:val="0"/>
-          <w:numId w:val="1020"/>
-        </w:numPr>
-      </w:pPr>
-      <w:r>
-        <w:t xml:space="preserve">General anesthetic</w:t>
-      </w:r>
-    </w:p>
-    <w:p>
-      <w:pPr>
-        <w:pStyle w:val="Compact"/>
-        <w:numPr>
-          <w:ilvl w:val="0"/>
-          <w:numId w:val="1020"/>
-        </w:numPr>
-      </w:pPr>
-      <w:r>
-        <w:t xml:space="preserve">Several 1/4” incisions</w:t>
-      </w:r>
-    </w:p>
-    <w:p>
-      <w:pPr>
-        <w:pStyle w:val="Compact"/>
-        <w:numPr>
-          <w:ilvl w:val="0"/>
-          <w:numId w:val="1020"/>
-        </w:numPr>
-      </w:pPr>
-      <w:r>
-        <w:t xml:space="preserve">Telescope examines the abdomen</w:t>
-      </w:r>
-    </w:p>
-    <w:p>
-      <w:pPr>
-        <w:pStyle w:val="Compact"/>
-        <w:numPr>
-          <w:ilvl w:val="0"/>
-          <w:numId w:val="1020"/>
-        </w:numPr>
-      </w:pPr>
-      <w:r>
-        <w:t xml:space="preserve">Biopsies can be performed.</w:t>
-      </w:r>
-    </w:p>
-    <w:bookmarkEnd w:id="43"/>
-    <w:bookmarkStart w:id="44" w:name="risks-of-surgery"/>
-    <w:p>
-      <w:pPr>
-        <w:pStyle w:val="Heading2"/>
-      </w:pPr>
-      <w:r>
-        <w:t xml:space="preserve">25 Risks of Surgery</w:t>
-      </w:r>
-    </w:p>
-    <w:p>
-      <w:pPr>
-        <w:pStyle w:val="Compact"/>
-        <w:numPr>
-          <w:ilvl w:val="0"/>
-          <w:numId w:val="1021"/>
-        </w:numPr>
-      </w:pPr>
-      <w:r>
-        <w:t xml:space="preserve">Leak where bowel is joined together (anastomosis)</w:t>
-      </w:r>
-    </w:p>
-    <w:p>
-      <w:pPr>
-        <w:pStyle w:val="Compact"/>
-        <w:numPr>
-          <w:ilvl w:val="0"/>
-          <w:numId w:val="1021"/>
-        </w:numPr>
-      </w:pPr>
-      <w:r>
-        <w:t xml:space="preserve">Bleeding requiring reoperation</w:t>
-      </w:r>
-    </w:p>
-    <w:p>
-      <w:pPr>
-        <w:pStyle w:val="Compact"/>
-        <w:numPr>
-          <w:ilvl w:val="0"/>
-          <w:numId w:val="1021"/>
-        </w:numPr>
-      </w:pPr>
-      <w:r>
-        <w:t xml:space="preserve">Delayed stomach function</w:t>
-      </w:r>
-    </w:p>
-    <w:p>
-      <w:pPr>
-        <w:pStyle w:val="Compact"/>
-        <w:numPr>
-          <w:ilvl w:val="0"/>
-          <w:numId w:val="1021"/>
-        </w:numPr>
-      </w:pPr>
-      <w:r>
-        <w:t xml:space="preserve">Infection in the abdomen</w:t>
-      </w:r>
-    </w:p>
-    <w:bookmarkEnd w:id="44"/>
-    <w:bookmarkStart w:id="45" w:name="primary-care-practitioner-pcp"/>
-    <w:p>
-      <w:pPr>
-        <w:pStyle w:val="Heading2"/>
-      </w:pPr>
-      <w:r>
-        <w:t xml:space="preserve">26 Primary Care Practitioner (PCP)</w:t>
-      </w:r>
-    </w:p>
-    <w:p>
-      <w:pPr>
-        <w:pStyle w:val="FirstParagraph"/>
-      </w:pPr>
-      <w:r>
-        <w:t xml:space="preserve">Critical to coordinate care between specialists.</w:t>
-      </w:r>
-    </w:p>
-    <w:p>
-      <w:pPr>
-        <w:pStyle w:val="BodyText"/>
-      </w:pPr>
-      <w:r>
-        <w:t xml:space="preserve">We will update your PCP after each visit</w:t>
-      </w:r>
-    </w:p>
-    <w:p>
-      <w:pPr>
-        <w:pStyle w:val="BodyText"/>
-      </w:pPr>
-      <w:r>
-        <w:t xml:space="preserve">PCP Referral Line (844) 235-6998</w:t>
-      </w:r>
-    </w:p>
-    <w:bookmarkEnd w:id="45"/>
-    <w:bookmarkStart w:id="46" w:name="my-atrium-patient-portal"/>
-    <w:p>
-      <w:pPr>
-        <w:pStyle w:val="Heading2"/>
-      </w:pPr>
-      <w:r>
-        <w:t xml:space="preserve">27 My Atrium Patient Portal</w:t>
-      </w:r>
-    </w:p>
-    <w:p>
-      <w:pPr>
-        <w:pStyle w:val="Compact"/>
-        <w:numPr>
-          <w:ilvl w:val="0"/>
-          <w:numId w:val="1022"/>
-        </w:numPr>
-      </w:pPr>
-      <w:r>
-        <w:t xml:space="preserve">Critical to good communication with your care team</w:t>
-      </w:r>
-    </w:p>
-    <w:p>
-      <w:pPr>
-        <w:pStyle w:val="Compact"/>
-        <w:numPr>
-          <w:ilvl w:val="0"/>
-          <w:numId w:val="1022"/>
-        </w:numPr>
-      </w:pPr>
-      <w:r>
-        <w:t xml:space="preserve">Available for desktop or laptop or phone</w:t>
-      </w:r>
-    </w:p>
-    <w:p>
-      <w:pPr>
-        <w:pStyle w:val="Compact"/>
-        <w:numPr>
-          <w:ilvl w:val="0"/>
-          <w:numId w:val="1022"/>
-        </w:numPr>
-      </w:pPr>
-      <w:r>
-        <w:t xml:space="preserve">Sign up at my.atriumhealth.org</w:t>
-      </w:r>
-    </w:p>
-    <w:bookmarkEnd w:id="46"/>
-    <w:bookmarkStart w:id="47" w:name="exercise"/>
+    <w:bookmarkStart w:id="36" w:name="exercise"/>
     <w:p>
       <w:pPr>
         <w:pStyle w:val="Heading2"/>
@@ -1450,8 +1450,8 @@
         <w:t xml:space="preserve">Every day counts! (Aim for daily activity)</w:t>
       </w:r>
     </w:p>
-    <w:bookmarkEnd w:id="47"/>
-    <w:bookmarkStart w:id="48" w:name="smoking-cessation"/>
+    <w:bookmarkEnd w:id="36"/>
+    <w:bookmarkStart w:id="37" w:name="smoking-cessation"/>
     <w:p>
       <w:pPr>
         <w:pStyle w:val="Heading2"/>
@@ -1532,8 +1532,8 @@
         <w:t xml:space="preserve">Smoking Cessation Counseling (Metro Charlotte)</w:t>
       </w:r>
     </w:p>
-    <w:bookmarkEnd w:id="48"/>
-    <w:bookmarkStart w:id="49" w:name="team-members---physicians"/>
+    <w:bookmarkEnd w:id="37"/>
+    <w:bookmarkStart w:id="38" w:name="team-members---physicians"/>
     <w:p>
       <w:pPr>
         <w:pStyle w:val="Heading2"/>
@@ -1618,8 +1618,8 @@
         <w:t xml:space="preserve">Michael Roach MD</w:t>
       </w:r>
     </w:p>
-    <w:bookmarkEnd w:id="49"/>
-    <w:bookmarkStart w:id="50" w:name="team-members---support-staff"/>
+    <w:bookmarkEnd w:id="38"/>
+    <w:bookmarkStart w:id="39" w:name="team-members---support-staff"/>
     <w:p>
       <w:pPr>
         <w:pStyle w:val="Heading2"/>
@@ -1676,7 +1676,7 @@
         <w:t xml:space="preserve">Navigator - Laura Swift</w:t>
       </w:r>
     </w:p>
-    <w:bookmarkEnd w:id="50"/>
+    <w:bookmarkEnd w:id="39"/>
     <w:sectPr>
       <w:footnotePr>
         <w:numRestart w:val="eachSect"/>
@@ -1988,10 +1988,10 @@
   <w:docDefaults>
     <w:rPrDefault>
       <w:rPr>
-        <w:rFonts w:asciiTheme="minorHAnsi" w:cstheme="minorBidi" w:eastAsiaTheme="minorHAnsi" w:hAnsiTheme="minorHAnsi"/>
+        <w:rFonts w:asciiTheme="minorHAnsi" w:cstheme="minorBidi" w:eastAsiaTheme="minorEastAsia" w:hAnsiTheme="minorHAnsi"/>
         <w:sz w:val="24"/>
         <w:szCs w:val="24"/>
-        <w:lang w:bidi="ar-SA" w:eastAsia="en-US" w:val="en-US"/>
+        <w:lang w:bidi="ar-SA" w:eastAsia="zh-CN" w:val="en-US"/>
       </w:rPr>
     </w:rPrDefault>
     <w:pPrDefault>
@@ -2532,13 +2532,6 @@
       </w:tblCellMar>
     </w:tblPr>
     <w:tblStylePr w:type="firstRow">
-      <w:tblPr>
-        <w:jc w:val="left"/>
-        <w:tblInd w:type="dxa" w:w="0"/>
-      </w:tblPr>
-      <w:trPr>
-        <w:jc w:val="left"/>
-      </w:trPr>
       <w:tcPr>
         <w:tcBorders>
           <w:bottom w:val="single"/>

--- a/lci_gist.docx
+++ b/lci_gist.docx
@@ -1215,7 +1215,7 @@
         </w:numPr>
       </w:pPr>
       <w:r>
-        <w:t xml:space="preserve">Several 1/4” incisions</w:t>
+        <w:t xml:space="preserve">1/4” incisions</w:t>
       </w:r>
     </w:p>
     <w:p>
@@ -1239,7 +1239,19 @@
         </w:numPr>
       </w:pPr>
       <w:r>
-        <w:t xml:space="preserve">Biopsies can be performed.</w:t>
+        <w:t xml:space="preserve">Biopsies performed</w:t>
+      </w:r>
+    </w:p>
+    <w:p>
+      <w:pPr>
+        <w:pStyle w:val="Compact"/>
+        <w:numPr>
+          <w:ilvl w:val="0"/>
+          <w:numId w:val="1020"/>
+        </w:numPr>
+      </w:pPr>
+      <w:r>
+        <w:t xml:space="preserve">Fluid sampled</w:t>
       </w:r>
     </w:p>
     <w:bookmarkEnd w:id="32"/>
@@ -1673,7 +1685,39 @@
         <w:pStyle w:val="FirstParagraph"/>
       </w:pPr>
       <w:r>
-        <w:t xml:space="preserve">Navigator - Laura Swift</w:t>
+        <w:t xml:space="preserve">Navigators</w:t>
+      </w:r>
+    </w:p>
+    <w:p>
+      <w:pPr>
+        <w:pStyle w:val="Compact"/>
+        <w:numPr>
+          <w:ilvl w:val="0"/>
+          <w:numId w:val="1030"/>
+        </w:numPr>
+      </w:pPr>
+      <w:r>
+        <w:t xml:space="preserve">Laura Swift</w:t>
+      </w:r>
+    </w:p>
+    <w:p>
+      <w:pPr>
+        <w:pStyle w:val="Compact"/>
+        <w:numPr>
+          <w:ilvl w:val="0"/>
+          <w:numId w:val="1030"/>
+        </w:numPr>
+      </w:pPr>
+      <w:r>
+        <w:t xml:space="preserve">Lorna Espinal</w:t>
+      </w:r>
+    </w:p>
+    <w:p>
+      <w:pPr>
+        <w:pStyle w:val="FirstParagraph"/>
+      </w:pPr>
+      <w:r>
+        <w:t xml:space="preserve">Care Coordinator - Karen Julian-Martinez</w:t>
       </w:r>
     </w:p>
     <w:bookmarkEnd w:id="39"/>
@@ -1978,6 +2022,9 @@
     <w:abstractNumId w:val="991"/>
   </w:num>
   <w:num w:numId="1029">
+    <w:abstractNumId w:val="991"/>
+  </w:num>
+  <w:num w:numId="1030">
     <w:abstractNumId w:val="991"/>
   </w:num>
 </w:numbering>

--- a/lci_gist.docx
+++ b/lci_gist.docx
@@ -1643,6 +1643,14 @@
     <w:p>
       <w:pPr>
         <w:pStyle w:val="FirstParagraph"/>
+      </w:pPr>
+      <w:r>
+        <w:t xml:space="preserve">Physician Assistant - Kate Duncan PA-C</w:t>
+      </w:r>
+    </w:p>
+    <w:p>
+      <w:pPr>
+        <w:pStyle w:val="BodyText"/>
       </w:pPr>
       <w:r>
         <w:t xml:space="preserve">Dietitian - Liz Koch</w:t>
